--- a/Cover_letter_PedSurgInt.docx
+++ b/Cover_letter_PedSurgInt.docx
@@ -178,7 +178,7 @@
     </w:p>
     <w:p>
       <w:r>
-        <w:t>The manuscript is 4205 words of main text with a 194-word structured abstract, 4 tables, 2 figures, and supplementary material comprising 5 tables and 2 figures. It is reported in accordance with STROBE; the completed checklist accompanies this submission.</w:t>
+        <w:t>The manuscript is 4201 words of main text with a 194-word structured abstract, 4 tables, 2 figures, and supplementary material comprising 5 tables and 2 figures. It is reported in accordance with STROBE; the completed checklist accompanies this submission.</w:t>
       </w:r>
     </w:p>
     <w:p>

--- a/Cover_letter_PedSurgInt.docx
+++ b/Cover_letter_PedSurgInt.docx
@@ -55,7 +55,7 @@
     </w:p>
     <w:p>
       <w:r>
-        <w:t xml:space="preserve">We submit for your consideration a single-center cohort of 450 children who underwent a primary Ladd procedure between December 2012 and June 2026 — roughly twice the size of the largest published comparison of the two operative approaches (226 children; </w:t>
+        <w:t xml:space="preserve">We submit for your consideration a single-center cohort of 450 children who underwent a primary Ladd procedure between December 2012 and June 2026 — larger than any single-center comparison of the two operative approaches we have been able to find (the largest, 226 children; </w:t>
       </w:r>
       <w:r>
         <w:rPr>
@@ -64,7 +64,7 @@
         <w:t>J Pediatr Surg</w:t>
       </w:r>
       <w:r>
-        <w:t xml:space="preserve"> 2024;59:161673) — in which the cause and the operative mechanism of every early unplanned reoperation were adjudicated under blinding.</w:t>
+        <w:t xml:space="preserve"> 2024;59:161673) — in which the cause and the operative mechanism of every early unplanned reoperation were adjudicated under blinding. National database analyses of this operation are larger still, but they carry only the fact of a reoperation; ours carries the reason for it, read from the operative record.</w:t>
       </w:r>
     </w:p>
     <w:p>
@@ -178,12 +178,12 @@
     </w:p>
     <w:p>
       <w:r>
-        <w:t>The manuscript is 4201 words of main text with a 194-word structured abstract, 4 tables, 2 figures, and supplementary material comprising 5 tables and 2 figures. It is reported in accordance with STROBE; the completed checklist accompanies this submission.</w:t>
+        <w:t>The manuscript is 4246 words of main text with a 194-word structured abstract, 4 tables, 2 figures, and supplementary material comprising 5 tables and 2 figures. It is reported in accordance with STROBE; the completed checklist accompanies this submission.</w:t>
       </w:r>
     </w:p>
     <w:p>
       <w:r>
-        <w:t>We confirm that this work is original, unpublished, and not under consideration elsewhere; that all authors have approved the submission; that the study was approved by the Ethics Committee of Wuhan Children's Hospital (approval no. 2026R018-E01) with informed consent waived owing to the retrospective design; that the authors have no conflicts of interest; and that the study received no specific funding. Jun Shu and Kai Zheng contributed equally and are listed as co-first authors.</w:t>
+        <w:t>We confirm that this work is original, unpublished, and not under consideration elsewhere; that all authors have approved the submission; that the study was approved by the Ethics Committee of Wuhan Children’s Hospital (approval no. 2026R018-E01) with informed consent waived owing to the retrospective design; that the authors have no conflicts of interest; and that the study received no specific funding. Jun Shu and Kai Zheng contributed equally and are listed as co-first authors.</w:t>
       </w:r>
     </w:p>
     <w:p>
@@ -209,7 +209,7 @@
     </w:p>
     <w:p>
       <w:r>
-        <w:t>Department of General Surgery, Wuhan Children's Hospital (Wuhan Maternal and Child Healthcare Hospital),</w:t>
+        <w:t>Department of General Surgery, Wuhan Children’s Hospital (Wuhan Maternal and Child Healthcare Hospital),</w:t>
       </w:r>
     </w:p>
     <w:p>
